--- a/Proyecto 4/ET_Proyecto_4_EnergiTech_v1.0.docx
+++ b/Proyecto 4/ET_Proyecto_4_EnergiTech_v1.0.docx
@@ -539,10 +539,7 @@
         <w:t>,</w:t>
       </w:r>
       <w:r>
-        <w:t xml:space="preserve"> </w:t>
-      </w:r>
-      <w:r>
-        <w:t xml:space="preserve">se </w:t>
+        <w:t xml:space="preserve"> se </w:t>
       </w:r>
       <w:r>
         <w:t xml:space="preserve">vincula con el </w:t>
@@ -1143,31 +1140,76 @@
           <w:b/>
           <w:bCs/>
         </w:rPr>
-        <w:t>a</w:t>
-      </w:r>
+        <w:t>apetito de riesgo</w:t>
+      </w:r>
+      <w:r>
+        <w:t xml:space="preserve"> (cuántos errores está dispuesta a tolerar la empresa antes de considerar que el dato no sirve).</w:t>
+      </w:r>
+      <w:r>
+        <w:t xml:space="preserve"> Además, </w:t>
+      </w:r>
+      <w:r>
+        <w:t>utilizaremos la siguiente escala para evaluar la Aptitud para el Uso de los datos:</w:t>
+      </w:r>
+    </w:p>
+    <w:p>
+      <w:pPr>
+        <w:pStyle w:val="NormalWeb"/>
+        <w:numPr>
+          <w:ilvl w:val="0"/>
+          <w:numId w:val="44"/>
+        </w:numPr>
+        <w:spacing w:line="276" w:lineRule="auto"/>
+        <w:jc w:val="both"/>
+      </w:pPr>
       <w:r>
         <w:rPr>
           <w:b/>
-          <w:bCs/>
-        </w:rPr>
-        <w:t xml:space="preserve">petito de </w:t>
-      </w:r>
+        </w:rPr>
+        <w:t>Nivel 1-2 (0-50):</w:t>
+      </w:r>
+      <w:r>
+        <w:t xml:space="preserve"> Calidad Deficiente/Insuficiente. El dato no puede entrar en el Repositorio Maestro.</w:t>
+      </w:r>
+    </w:p>
+    <w:p>
+      <w:pPr>
+        <w:pStyle w:val="NormalWeb"/>
+        <w:numPr>
+          <w:ilvl w:val="0"/>
+          <w:numId w:val="44"/>
+        </w:numPr>
+        <w:spacing w:line="276" w:lineRule="auto"/>
+        <w:jc w:val="both"/>
+      </w:pPr>
       <w:r>
         <w:rPr>
           <w:b/>
-          <w:bCs/>
-        </w:rPr>
-        <w:t>r</w:t>
-      </w:r>
+        </w:rPr>
+        <w:t>Nivel 3 (50-75):</w:t>
+      </w:r>
+      <w:r>
+        <w:t xml:space="preserve"> Calidad Buena. Requiere supervisión manual pero es procesable.</w:t>
+      </w:r>
+    </w:p>
+    <w:p>
+      <w:pPr>
+        <w:pStyle w:val="NormalWeb"/>
+        <w:numPr>
+          <w:ilvl w:val="0"/>
+          <w:numId w:val="44"/>
+        </w:numPr>
+        <w:spacing w:line="276" w:lineRule="auto"/>
+        <w:jc w:val="both"/>
+      </w:pPr>
       <w:r>
         <w:rPr>
           <w:b/>
-          <w:bCs/>
-        </w:rPr>
-        <w:t>iesgo</w:t>
-      </w:r>
-      <w:r>
-        <w:t xml:space="preserve"> (cuántos errores está dispuesta a tolerar la empresa antes de considerar que el dato no sirve).</w:t>
+        </w:rPr>
+        <w:t>Nivel 4-5 (75-100):</w:t>
+      </w:r>
+      <w:r>
+        <w:t xml:space="preserve"> Calidad Muy Buena/Excelente. El dato es apto para alimentar la Inteligencia Artificial.</w:t>
       </w:r>
     </w:p>
     <w:tbl>
@@ -1178,9 +1220,10 @@
       </w:tblPr>
       <w:tblGrid>
         <w:gridCol w:w="1669"/>
-        <w:gridCol w:w="2609"/>
-        <w:gridCol w:w="2081"/>
-        <w:gridCol w:w="3269"/>
+        <w:gridCol w:w="2183"/>
+        <w:gridCol w:w="1388"/>
+        <w:gridCol w:w="1731"/>
+        <w:gridCol w:w="2657"/>
       </w:tblGrid>
       <w:tr>
         <w:trPr>
@@ -1204,6 +1247,7 @@
                 <w:color w:val="1F1F1F"/>
                 <w:bdr w:val="none" w:sz="0" w:space="0" w:color="auto" w:frame="1"/>
               </w:rPr>
+              <w:lastRenderedPageBreak/>
               <w:t>Característica</w:t>
             </w:r>
           </w:p>
@@ -1232,7 +1276,7 @@
         </w:tc>
         <w:tc>
           <w:tcPr>
-            <w:tcW w:w="0" w:type="auto"/>
+            <w:tcW w:w="1388" w:type="dxa"/>
             <w:hideMark/>
           </w:tcPr>
           <w:p>
@@ -1249,6 +1293,28 @@
                 <w:bdr w:val="none" w:sz="0" w:space="0" w:color="auto" w:frame="1"/>
               </w:rPr>
               <w:t>Umbral de Aceptación</w:t>
+            </w:r>
+          </w:p>
+        </w:tc>
+        <w:tc>
+          <w:tcPr>
+            <w:tcW w:w="1731" w:type="dxa"/>
+          </w:tcPr>
+          <w:p>
+            <w:pPr>
+              <w:spacing w:line="276" w:lineRule="auto"/>
+              <w:cnfStyle w:val="100000000000" w:firstRow="1" w:lastRow="0" w:firstColumn="0" w:lastColumn="0" w:oddVBand="0" w:evenVBand="0" w:oddHBand="0" w:evenHBand="0" w:firstRowFirstColumn="0" w:firstRowLastColumn="0" w:lastRowFirstColumn="0" w:lastRowLastColumn="0"/>
+              <w:rPr>
+                <w:color w:val="1F1F1F"/>
+                <w:bdr w:val="none" w:sz="0" w:space="0" w:color="auto" w:frame="1"/>
+              </w:rPr>
+            </w:pPr>
+            <w:r>
+              <w:rPr>
+                <w:color w:val="1F1F1F"/>
+                <w:bdr w:val="none" w:sz="0" w:space="0" w:color="auto" w:frame="1"/>
+              </w:rPr>
+              <w:t>Nivel objetivo</w:t>
             </w:r>
           </w:p>
         </w:tc>
@@ -1341,7 +1407,7 @@
         </w:tc>
         <w:tc>
           <w:tcPr>
-            <w:tcW w:w="0" w:type="auto"/>
+            <w:tcW w:w="1388" w:type="dxa"/>
             <w:hideMark/>
           </w:tcPr>
           <w:p>
@@ -1360,6 +1426,28 @@
                 <w:bdr w:val="none" w:sz="0" w:space="0" w:color="auto" w:frame="1"/>
               </w:rPr>
               <w:t>&lt; 1%</w:t>
+            </w:r>
+          </w:p>
+        </w:tc>
+        <w:tc>
+          <w:tcPr>
+            <w:tcW w:w="1731" w:type="dxa"/>
+          </w:tcPr>
+          <w:p>
+            <w:pPr>
+              <w:spacing w:line="276" w:lineRule="auto"/>
+              <w:cnfStyle w:val="000000100000" w:firstRow="0" w:lastRow="0" w:firstColumn="0" w:lastColumn="0" w:oddVBand="0" w:evenVBand="0" w:oddHBand="1" w:evenHBand="0" w:firstRowFirstColumn="0" w:firstRowLastColumn="0" w:lastRowFirstColumn="0" w:lastRowLastColumn="0"/>
+              <w:rPr>
+                <w:color w:val="1F1F1F"/>
+                <w:bdr w:val="none" w:sz="0" w:space="0" w:color="auto" w:frame="1"/>
+              </w:rPr>
+            </w:pPr>
+            <w:r>
+              <w:rPr>
+                <w:color w:val="1F1F1F"/>
+                <w:bdr w:val="none" w:sz="0" w:space="0" w:color="auto" w:frame="1"/>
+              </w:rPr>
+              <w:t>Nivel 5 (Excelente)</w:t>
             </w:r>
           </w:p>
         </w:tc>
@@ -1451,7 +1539,7 @@
         </w:tc>
         <w:tc>
           <w:tcPr>
-            <w:tcW w:w="0" w:type="auto"/>
+            <w:tcW w:w="1388" w:type="dxa"/>
             <w:hideMark/>
           </w:tcPr>
           <w:p>
@@ -1470,6 +1558,28 @@
                 <w:bdr w:val="none" w:sz="0" w:space="0" w:color="auto" w:frame="1"/>
               </w:rPr>
               <w:t>&lt; 2%</w:t>
+            </w:r>
+          </w:p>
+        </w:tc>
+        <w:tc>
+          <w:tcPr>
+            <w:tcW w:w="1731" w:type="dxa"/>
+          </w:tcPr>
+          <w:p>
+            <w:pPr>
+              <w:spacing w:line="276" w:lineRule="auto"/>
+              <w:cnfStyle w:val="000000000000" w:firstRow="0" w:lastRow="0" w:firstColumn="0" w:lastColumn="0" w:oddVBand="0" w:evenVBand="0" w:oddHBand="0" w:evenHBand="0" w:firstRowFirstColumn="0" w:firstRowLastColumn="0" w:lastRowFirstColumn="0" w:lastRowLastColumn="0"/>
+              <w:rPr>
+                <w:color w:val="1F1F1F"/>
+                <w:bdr w:val="none" w:sz="0" w:space="0" w:color="auto" w:frame="1"/>
+              </w:rPr>
+            </w:pPr>
+            <w:r>
+              <w:rPr>
+                <w:color w:val="1F1F1F"/>
+                <w:bdr w:val="none" w:sz="0" w:space="0" w:color="auto" w:frame="1"/>
+              </w:rPr>
+              <w:t>Nivel 5 (Excelente)</w:t>
             </w:r>
           </w:p>
         </w:tc>
@@ -1546,7 +1656,7 @@
         </w:tc>
         <w:tc>
           <w:tcPr>
-            <w:tcW w:w="0" w:type="auto"/>
+            <w:tcW w:w="1388" w:type="dxa"/>
             <w:hideMark/>
           </w:tcPr>
           <w:p>
@@ -1565,6 +1675,28 @@
                 <w:bdr w:val="none" w:sz="0" w:space="0" w:color="auto" w:frame="1"/>
               </w:rPr>
               <w:t>0%</w:t>
+            </w:r>
+          </w:p>
+        </w:tc>
+        <w:tc>
+          <w:tcPr>
+            <w:tcW w:w="1731" w:type="dxa"/>
+          </w:tcPr>
+          <w:p>
+            <w:pPr>
+              <w:spacing w:line="276" w:lineRule="auto"/>
+              <w:cnfStyle w:val="000000100000" w:firstRow="0" w:lastRow="0" w:firstColumn="0" w:lastColumn="0" w:oddVBand="0" w:evenVBand="0" w:oddHBand="1" w:evenHBand="0" w:firstRowFirstColumn="0" w:firstRowLastColumn="0" w:lastRowFirstColumn="0" w:lastRowLastColumn="0"/>
+              <w:rPr>
+                <w:color w:val="1F1F1F"/>
+                <w:bdr w:val="none" w:sz="0" w:space="0" w:color="auto" w:frame="1"/>
+              </w:rPr>
+            </w:pPr>
+            <w:r>
+              <w:rPr>
+                <w:color w:val="1F1F1F"/>
+                <w:bdr w:val="none" w:sz="0" w:space="0" w:color="auto" w:frame="1"/>
+              </w:rPr>
+              <w:t>Nivel 5 (Excelente)</w:t>
             </w:r>
           </w:p>
         </w:tc>
@@ -1626,14 +1758,7 @@
           <w:b/>
           <w:bCs/>
         </w:rPr>
-        <w:t>T</w:t>
-      </w:r>
-      <w:r>
-        <w:rPr>
-          <w:b/>
-          <w:bCs/>
-        </w:rPr>
-        <w:t>asa de Registros Duplicados (TRD)</w:t>
+        <w:t>Tasa de Registros Duplicados (TRD)</w:t>
       </w:r>
       <w:r>
         <w:t>.</w:t>
@@ -1646,6 +1771,9 @@
         <w:jc w:val="center"/>
       </w:pPr>
       <w:r>
+        <w:rPr>
+          <w:noProof/>
+        </w:rPr>
         <w:drawing>
           <wp:inline distT="0" distB="0" distL="0" distR="0" wp14:anchorId="22FFF13E" wp14:editId="6F987EDB">
             <wp:extent cx="4531962" cy="699214"/>
@@ -1687,6 +1815,7 @@
       <w:pPr>
         <w:pStyle w:val="NormalWeb"/>
         <w:spacing w:line="276" w:lineRule="auto"/>
+        <w:jc w:val="both"/>
       </w:pPr>
       <w:proofErr w:type="spellStart"/>
       <w:r>
@@ -1694,12 +1823,57 @@
       </w:r>
       <w:proofErr w:type="spellEnd"/>
       <w:r>
-        <w:t xml:space="preserve"> tiene un a</w:t>
-      </w:r>
-      <w:bookmarkStart w:id="0" w:name="_GoBack"/>
-      <w:bookmarkEnd w:id="0"/>
-      <w:r>
-        <w:t>petito de riesgo muy bajo aquí. Si la duplicidad supera el 1%, la IA empezará a sumar potencias inexistentes, lo que podría llevar a comprar energía en el mercado mayorista que no necesitamos, generando pérdidas económicas directas.</w:t>
+        <w:t xml:space="preserve"> tiene un apetito de riesgo muy bajo aquí. Si la duplicidad supera el 1%, la IA empezará a sumar potencias inexistentes, lo que podría llevar a comprar energía en el mercado mayorista que no necesitamos, generando pérdidas económicas directas.</w:t>
+      </w:r>
+    </w:p>
+    <w:p>
+      <w:pPr>
+        <w:pStyle w:val="NormalWeb"/>
+        <w:spacing w:line="276" w:lineRule="auto"/>
+        <w:jc w:val="both"/>
+      </w:pPr>
+      <w:r>
+        <w:t xml:space="preserve">Para obtener el </w:t>
+      </w:r>
+      <w:r>
+        <w:rPr>
+          <w:b/>
+        </w:rPr>
+        <w:t>valor de cumplimiento de la calidad</w:t>
+      </w:r>
+      <w:r>
+        <w:t xml:space="preserve"> (v) calculamos: 100 – TRD. </w:t>
+      </w:r>
+    </w:p>
+    <w:p>
+      <w:pPr>
+        <w:pStyle w:val="NormalWeb"/>
+        <w:spacing w:line="276" w:lineRule="auto"/>
+        <w:jc w:val="both"/>
+      </w:pPr>
+      <w:r>
+        <w:t xml:space="preserve">Ejemplo: </w:t>
+      </w:r>
+      <w:r>
+        <w:t xml:space="preserve">Si </w:t>
+      </w:r>
+      <w:r>
+        <w:t>el</w:t>
+      </w:r>
+      <w:r>
+        <w:t xml:space="preserve"> TRD es del 0.5%, </w:t>
+      </w:r>
+      <w:r>
+        <w:t>el</w:t>
+      </w:r>
+      <w:r>
+        <w:t xml:space="preserve"> v = 99.5</w:t>
+      </w:r>
+      <w:r>
+        <w:t xml:space="preserve">, lo cual se corresponde con el </w:t>
+      </w:r>
+      <w:r>
+        <w:t>Nivel 5 (Calidad Excelente).</w:t>
       </w:r>
     </w:p>
     <w:p>
@@ -1776,6 +1950,9 @@
         <w:jc w:val="center"/>
       </w:pPr>
       <w:r>
+        <w:rPr>
+          <w:noProof/>
+        </w:rPr>
         <w:drawing>
           <wp:inline distT="0" distB="0" distL="0" distR="0" wp14:anchorId="25ED8AC0" wp14:editId="42865BE6">
             <wp:extent cx="4649461" cy="567796"/>
@@ -1841,6 +2018,118 @@
     </w:p>
     <w:p>
       <w:pPr>
+        <w:pStyle w:val="NormalWeb"/>
+        <w:spacing w:line="276" w:lineRule="auto"/>
+        <w:jc w:val="both"/>
+      </w:pPr>
+      <w:r>
+        <w:t xml:space="preserve">Para obtener el </w:t>
+      </w:r>
+      <w:r>
+        <w:rPr>
+          <w:b/>
+        </w:rPr>
+        <w:t>valor de cumplimiento de la calidad</w:t>
+      </w:r>
+      <w:r>
+        <w:t xml:space="preserve"> (v) calculamos: 100 – </w:t>
+      </w:r>
+      <w:proofErr w:type="gramStart"/>
+      <w:r>
+        <w:t>TRD</w:t>
+      </w:r>
+      <w:r>
+        <w:t xml:space="preserve"> </w:t>
+      </w:r>
+      <w:r>
+        <w:rPr>
+          <w:rStyle w:val="math-inline"/>
+        </w:rPr>
+        <w:t xml:space="preserve"> -</w:t>
+      </w:r>
+      <w:proofErr w:type="gramEnd"/>
+      <w:r>
+        <w:rPr>
+          <w:rStyle w:val="math-inline"/>
+        </w:rPr>
+        <w:t xml:space="preserve"> IVL</w:t>
+      </w:r>
+    </w:p>
+    <w:p>
+      <w:pPr>
+        <w:pStyle w:val="NormalWeb"/>
+        <w:spacing w:line="276" w:lineRule="auto"/>
+        <w:jc w:val="both"/>
+      </w:pPr>
+      <w:r>
+        <w:rPr>
+          <w:rFonts w:hAnsi="Symbol"/>
+        </w:rPr>
+        <w:t>Ejemplo</w:t>
+      </w:r>
+      <w:r>
+        <w:t xml:space="preserve">: Si </w:t>
+      </w:r>
+      <w:r>
+        <w:t>el</w:t>
+      </w:r>
+      <w:r>
+        <w:t xml:space="preserve"> IVL es del 2%, </w:t>
+      </w:r>
+      <w:r>
+        <w:t xml:space="preserve">el </w:t>
+      </w:r>
+      <w:r>
+        <w:rPr>
+          <w:rStyle w:val="math-inline"/>
+        </w:rPr>
+        <w:t>v = 98</w:t>
+      </w:r>
+      <w:r>
+        <w:rPr>
+          <w:rStyle w:val="math-inline"/>
+        </w:rPr>
+        <w:t xml:space="preserve">, lo cual implica que estamos en un </w:t>
+      </w:r>
+      <w:r>
+        <w:rPr>
+          <w:b/>
+          <w:bCs/>
+        </w:rPr>
+        <w:t>Nivel 5 (Calidad Excelente)</w:t>
+      </w:r>
+      <w:r>
+        <w:t xml:space="preserve">. Si subiera al 15%, </w:t>
+      </w:r>
+      <w:r>
+        <w:rPr>
+          <w:rStyle w:val="math-inline"/>
+        </w:rPr>
+        <w:t>v = 85</w:t>
+      </w:r>
+      <w:r>
+        <w:t xml:space="preserve">, bajaría a </w:t>
+      </w:r>
+      <w:r>
+        <w:rPr>
+          <w:b/>
+          <w:bCs/>
+        </w:rPr>
+        <w:t>Nivel 4 (Muy Buena)</w:t>
+      </w:r>
+      <w:r>
+        <w:t>.</w:t>
+      </w:r>
+    </w:p>
+    <w:p>
+      <w:pPr>
+        <w:pStyle w:val="NormalWeb"/>
+        <w:spacing w:line="276" w:lineRule="auto"/>
+        <w:jc w:val="both"/>
+      </w:pPr>
+    </w:p>
+    <w:p>
+      <w:pPr>
         <w:pStyle w:val="Ttulo4"/>
         <w:spacing w:line="276" w:lineRule="auto"/>
         <w:rPr>
@@ -1853,6 +2142,7 @@
           <w:rFonts w:ascii="Times New Roman" w:hAnsi="Times New Roman" w:cs="Times New Roman"/>
           <w:sz w:val="28"/>
         </w:rPr>
+        <w:lastRenderedPageBreak/>
         <w:t>3. Medición de la Consistencia</w:t>
       </w:r>
     </w:p>
@@ -1884,13 +2174,7 @@
         <w:rPr>
           <w:bCs/>
         </w:rPr>
-        <w:t xml:space="preserve">definida para esta característica </w:t>
-      </w:r>
-      <w:r>
-        <w:rPr>
-          <w:bCs/>
-        </w:rPr>
-        <w:t xml:space="preserve">es la </w:t>
+        <w:t xml:space="preserve">definida para esta característica es la </w:t>
       </w:r>
       <w:r>
         <w:rPr>
@@ -1910,6 +2194,9 @@
         <w:jc w:val="center"/>
       </w:pPr>
       <w:r>
+        <w:rPr>
+          <w:noProof/>
+        </w:rPr>
         <w:drawing>
           <wp:inline distT="0" distB="0" distL="0" distR="0" wp14:anchorId="6196CFAF" wp14:editId="234A1BC8">
             <wp:extent cx="5396633" cy="573931"/>
@@ -1975,6 +2262,57 @@
       </w:r>
       <w:r>
         <w:t>, lo cual es un riesgo legal y de seguridad pública grave.</w:t>
+      </w:r>
+    </w:p>
+    <w:p>
+      <w:pPr>
+        <w:pStyle w:val="NormalWeb"/>
+        <w:spacing w:line="276" w:lineRule="auto"/>
+        <w:jc w:val="both"/>
+      </w:pPr>
+      <w:r>
+        <w:t xml:space="preserve">Para obtener el </w:t>
+      </w:r>
+      <w:r>
+        <w:rPr>
+          <w:b/>
+        </w:rPr>
+        <w:t>valor de cumplimiento de la calidad</w:t>
+      </w:r>
+      <w:r>
+        <w:t xml:space="preserve"> (v) calculamos: 100 </w:t>
+      </w:r>
+      <w:r>
+        <w:rPr>
+          <w:rStyle w:val="math-inline"/>
+        </w:rPr>
+        <w:t>–</w:t>
+      </w:r>
+      <w:r>
+        <w:rPr>
+          <w:rStyle w:val="math-inline"/>
+        </w:rPr>
+        <w:t xml:space="preserve"> </w:t>
+      </w:r>
+      <w:r>
+        <w:rPr>
+          <w:rStyle w:val="math-inline"/>
+        </w:rPr>
+        <w:t>TEIR</w:t>
+      </w:r>
+      <w:r>
+        <w:t xml:space="preserve">. </w:t>
+      </w:r>
+      <w:r>
+        <w:t xml:space="preserve">Como aquí el riesgo es nulo, </w:t>
+      </w:r>
+      <w:r>
+        <w:t>si el valor de calidad está por debajo de 100, consideramos que estamos en un nivel insuficiente de calidad.</w:t>
+      </w:r>
+      <w:bookmarkStart w:id="0" w:name="_GoBack"/>
+      <w:bookmarkEnd w:id="0"/>
+      <w:r>
+        <w:t xml:space="preserve"> </w:t>
       </w:r>
     </w:p>
     <w:p>
@@ -3007,6 +3345,119 @@
     </w:lvl>
   </w:abstractNum>
   <w:abstractNum w:abstractNumId="6" w15:restartNumberingAfterBreak="0">
+    <w:nsid w:val="0BC661E0"/>
+    <w:multiLevelType w:val="hybridMultilevel"/>
+    <w:tmpl w:val="29E211F2"/>
+    <w:lvl w:ilvl="0" w:tplc="040A0001">
+      <w:start w:val="1"/>
+      <w:numFmt w:val="bullet"/>
+      <w:lvlText w:val=""/>
+      <w:lvlJc w:val="left"/>
+      <w:pPr>
+        <w:ind w:left="720" w:hanging="360"/>
+      </w:pPr>
+      <w:rPr>
+        <w:rFonts w:ascii="Symbol" w:hAnsi="Symbol" w:hint="default"/>
+      </w:rPr>
+    </w:lvl>
+    <w:lvl w:ilvl="1" w:tplc="040A0003" w:tentative="1">
+      <w:start w:val="1"/>
+      <w:numFmt w:val="bullet"/>
+      <w:lvlText w:val="o"/>
+      <w:lvlJc w:val="left"/>
+      <w:pPr>
+        <w:ind w:left="1440" w:hanging="360"/>
+      </w:pPr>
+      <w:rPr>
+        <w:rFonts w:ascii="Courier New" w:hAnsi="Courier New" w:cs="Courier New" w:hint="default"/>
+      </w:rPr>
+    </w:lvl>
+    <w:lvl w:ilvl="2" w:tplc="040A0005" w:tentative="1">
+      <w:start w:val="1"/>
+      <w:numFmt w:val="bullet"/>
+      <w:lvlText w:val=""/>
+      <w:lvlJc w:val="left"/>
+      <w:pPr>
+        <w:ind w:left="2160" w:hanging="360"/>
+      </w:pPr>
+      <w:rPr>
+        <w:rFonts w:ascii="Wingdings" w:hAnsi="Wingdings" w:hint="default"/>
+      </w:rPr>
+    </w:lvl>
+    <w:lvl w:ilvl="3" w:tplc="040A0001" w:tentative="1">
+      <w:start w:val="1"/>
+      <w:numFmt w:val="bullet"/>
+      <w:lvlText w:val=""/>
+      <w:lvlJc w:val="left"/>
+      <w:pPr>
+        <w:ind w:left="2880" w:hanging="360"/>
+      </w:pPr>
+      <w:rPr>
+        <w:rFonts w:ascii="Symbol" w:hAnsi="Symbol" w:hint="default"/>
+      </w:rPr>
+    </w:lvl>
+    <w:lvl w:ilvl="4" w:tplc="040A0003" w:tentative="1">
+      <w:start w:val="1"/>
+      <w:numFmt w:val="bullet"/>
+      <w:lvlText w:val="o"/>
+      <w:lvlJc w:val="left"/>
+      <w:pPr>
+        <w:ind w:left="3600" w:hanging="360"/>
+      </w:pPr>
+      <w:rPr>
+        <w:rFonts w:ascii="Courier New" w:hAnsi="Courier New" w:cs="Courier New" w:hint="default"/>
+      </w:rPr>
+    </w:lvl>
+    <w:lvl w:ilvl="5" w:tplc="040A0005" w:tentative="1">
+      <w:start w:val="1"/>
+      <w:numFmt w:val="bullet"/>
+      <w:lvlText w:val=""/>
+      <w:lvlJc w:val="left"/>
+      <w:pPr>
+        <w:ind w:left="4320" w:hanging="360"/>
+      </w:pPr>
+      <w:rPr>
+        <w:rFonts w:ascii="Wingdings" w:hAnsi="Wingdings" w:hint="default"/>
+      </w:rPr>
+    </w:lvl>
+    <w:lvl w:ilvl="6" w:tplc="040A0001" w:tentative="1">
+      <w:start w:val="1"/>
+      <w:numFmt w:val="bullet"/>
+      <w:lvlText w:val=""/>
+      <w:lvlJc w:val="left"/>
+      <w:pPr>
+        <w:ind w:left="5040" w:hanging="360"/>
+      </w:pPr>
+      <w:rPr>
+        <w:rFonts w:ascii="Symbol" w:hAnsi="Symbol" w:hint="default"/>
+      </w:rPr>
+    </w:lvl>
+    <w:lvl w:ilvl="7" w:tplc="040A0003" w:tentative="1">
+      <w:start w:val="1"/>
+      <w:numFmt w:val="bullet"/>
+      <w:lvlText w:val="o"/>
+      <w:lvlJc w:val="left"/>
+      <w:pPr>
+        <w:ind w:left="5760" w:hanging="360"/>
+      </w:pPr>
+      <w:rPr>
+        <w:rFonts w:ascii="Courier New" w:hAnsi="Courier New" w:cs="Courier New" w:hint="default"/>
+      </w:rPr>
+    </w:lvl>
+    <w:lvl w:ilvl="8" w:tplc="040A0005" w:tentative="1">
+      <w:start w:val="1"/>
+      <w:numFmt w:val="bullet"/>
+      <w:lvlText w:val=""/>
+      <w:lvlJc w:val="left"/>
+      <w:pPr>
+        <w:ind w:left="6480" w:hanging="360"/>
+      </w:pPr>
+      <w:rPr>
+        <w:rFonts w:ascii="Wingdings" w:hAnsi="Wingdings" w:hint="default"/>
+      </w:rPr>
+    </w:lvl>
+  </w:abstractNum>
+  <w:abstractNum w:abstractNumId="7" w15:restartNumberingAfterBreak="0">
     <w:nsid w:val="0E051686"/>
     <w:multiLevelType w:val="multilevel"/>
     <w:tmpl w:val="6B565166"/>
@@ -3155,7 +3606,7 @@
       </w:rPr>
     </w:lvl>
   </w:abstractNum>
-  <w:abstractNum w:abstractNumId="7" w15:restartNumberingAfterBreak="0">
+  <w:abstractNum w:abstractNumId="8" w15:restartNumberingAfterBreak="0">
     <w:nsid w:val="0EBD2247"/>
     <w:multiLevelType w:val="multilevel"/>
     <w:tmpl w:val="772EC026"/>
@@ -3304,7 +3755,7 @@
       </w:rPr>
     </w:lvl>
   </w:abstractNum>
-  <w:abstractNum w:abstractNumId="8" w15:restartNumberingAfterBreak="0">
+  <w:abstractNum w:abstractNumId="9" w15:restartNumberingAfterBreak="0">
     <w:nsid w:val="16271D8A"/>
     <w:multiLevelType w:val="multilevel"/>
     <w:tmpl w:val="E29C1F9C"/>
@@ -3453,7 +3904,7 @@
       </w:rPr>
     </w:lvl>
   </w:abstractNum>
-  <w:abstractNum w:abstractNumId="9" w15:restartNumberingAfterBreak="0">
+  <w:abstractNum w:abstractNumId="10" w15:restartNumberingAfterBreak="0">
     <w:nsid w:val="17E02C56"/>
     <w:multiLevelType w:val="multilevel"/>
     <w:tmpl w:val="3650FD9E"/>
@@ -3602,7 +4053,7 @@
       </w:rPr>
     </w:lvl>
   </w:abstractNum>
-  <w:abstractNum w:abstractNumId="10" w15:restartNumberingAfterBreak="0">
+  <w:abstractNum w:abstractNumId="11" w15:restartNumberingAfterBreak="0">
     <w:nsid w:val="18A93BCA"/>
     <w:multiLevelType w:val="multilevel"/>
     <w:tmpl w:val="E676B912"/>
@@ -3751,7 +4202,7 @@
       </w:rPr>
     </w:lvl>
   </w:abstractNum>
-  <w:abstractNum w:abstractNumId="11" w15:restartNumberingAfterBreak="0">
+  <w:abstractNum w:abstractNumId="12" w15:restartNumberingAfterBreak="0">
     <w:nsid w:val="243F4ECA"/>
     <w:multiLevelType w:val="multilevel"/>
     <w:tmpl w:val="BF709E96"/>
@@ -3900,7 +4351,7 @@
       </w:rPr>
     </w:lvl>
   </w:abstractNum>
-  <w:abstractNum w:abstractNumId="12" w15:restartNumberingAfterBreak="0">
+  <w:abstractNum w:abstractNumId="13" w15:restartNumberingAfterBreak="0">
     <w:nsid w:val="26D33554"/>
     <w:multiLevelType w:val="multilevel"/>
     <w:tmpl w:val="3A24E2E4"/>
@@ -4049,7 +4500,7 @@
       </w:rPr>
     </w:lvl>
   </w:abstractNum>
-  <w:abstractNum w:abstractNumId="13" w15:restartNumberingAfterBreak="0">
+  <w:abstractNum w:abstractNumId="14" w15:restartNumberingAfterBreak="0">
     <w:nsid w:val="27E83591"/>
     <w:multiLevelType w:val="multilevel"/>
     <w:tmpl w:val="9988787C"/>
@@ -4198,7 +4649,7 @@
       </w:rPr>
     </w:lvl>
   </w:abstractNum>
-  <w:abstractNum w:abstractNumId="14" w15:restartNumberingAfterBreak="0">
+  <w:abstractNum w:abstractNumId="15" w15:restartNumberingAfterBreak="0">
     <w:nsid w:val="28B44BBF"/>
     <w:multiLevelType w:val="multilevel"/>
     <w:tmpl w:val="7DB63DBE"/>
@@ -4347,7 +4798,7 @@
       </w:rPr>
     </w:lvl>
   </w:abstractNum>
-  <w:abstractNum w:abstractNumId="15" w15:restartNumberingAfterBreak="0">
+  <w:abstractNum w:abstractNumId="16" w15:restartNumberingAfterBreak="0">
     <w:nsid w:val="31F54FA6"/>
     <w:multiLevelType w:val="hybridMultilevel"/>
     <w:tmpl w:val="C8A4E6E0"/>
@@ -4460,7 +4911,7 @@
       </w:rPr>
     </w:lvl>
   </w:abstractNum>
-  <w:abstractNum w:abstractNumId="16" w15:restartNumberingAfterBreak="0">
+  <w:abstractNum w:abstractNumId="17" w15:restartNumberingAfterBreak="0">
     <w:nsid w:val="31FB28EA"/>
     <w:multiLevelType w:val="multilevel"/>
     <w:tmpl w:val="B45492FA"/>
@@ -4609,7 +5060,7 @@
       </w:rPr>
     </w:lvl>
   </w:abstractNum>
-  <w:abstractNum w:abstractNumId="17" w15:restartNumberingAfterBreak="0">
+  <w:abstractNum w:abstractNumId="18" w15:restartNumberingAfterBreak="0">
     <w:nsid w:val="38D45654"/>
     <w:multiLevelType w:val="multilevel"/>
     <w:tmpl w:val="2770392E"/>
@@ -4758,7 +5209,7 @@
       </w:rPr>
     </w:lvl>
   </w:abstractNum>
-  <w:abstractNum w:abstractNumId="18" w15:restartNumberingAfterBreak="0">
+  <w:abstractNum w:abstractNumId="19" w15:restartNumberingAfterBreak="0">
     <w:nsid w:val="38D509A3"/>
     <w:multiLevelType w:val="hybridMultilevel"/>
     <w:tmpl w:val="A8C4EE7E"/>
@@ -4871,7 +5322,7 @@
       </w:rPr>
     </w:lvl>
   </w:abstractNum>
-  <w:abstractNum w:abstractNumId="19" w15:restartNumberingAfterBreak="0">
+  <w:abstractNum w:abstractNumId="20" w15:restartNumberingAfterBreak="0">
     <w:nsid w:val="3A2E28FD"/>
     <w:multiLevelType w:val="multilevel"/>
     <w:tmpl w:val="682E0FA2"/>
@@ -5020,7 +5471,7 @@
       </w:rPr>
     </w:lvl>
   </w:abstractNum>
-  <w:abstractNum w:abstractNumId="20" w15:restartNumberingAfterBreak="0">
+  <w:abstractNum w:abstractNumId="21" w15:restartNumberingAfterBreak="0">
     <w:nsid w:val="3F666140"/>
     <w:multiLevelType w:val="multilevel"/>
     <w:tmpl w:val="6388C134"/>
@@ -5169,7 +5620,7 @@
       </w:rPr>
     </w:lvl>
   </w:abstractNum>
-  <w:abstractNum w:abstractNumId="21" w15:restartNumberingAfterBreak="0">
+  <w:abstractNum w:abstractNumId="22" w15:restartNumberingAfterBreak="0">
     <w:nsid w:val="3F880E76"/>
     <w:multiLevelType w:val="multilevel"/>
     <w:tmpl w:val="FABE083A"/>
@@ -5318,7 +5769,7 @@
       </w:rPr>
     </w:lvl>
   </w:abstractNum>
-  <w:abstractNum w:abstractNumId="22" w15:restartNumberingAfterBreak="0">
+  <w:abstractNum w:abstractNumId="23" w15:restartNumberingAfterBreak="0">
     <w:nsid w:val="41CE4A34"/>
     <w:multiLevelType w:val="multilevel"/>
     <w:tmpl w:val="BFB4FCDC"/>
@@ -5467,7 +5918,7 @@
       </w:rPr>
     </w:lvl>
   </w:abstractNum>
-  <w:abstractNum w:abstractNumId="23" w15:restartNumberingAfterBreak="0">
+  <w:abstractNum w:abstractNumId="24" w15:restartNumberingAfterBreak="0">
     <w:nsid w:val="43914C5B"/>
     <w:multiLevelType w:val="multilevel"/>
     <w:tmpl w:val="0C043F04"/>
@@ -5616,7 +6067,7 @@
       </w:rPr>
     </w:lvl>
   </w:abstractNum>
-  <w:abstractNum w:abstractNumId="24" w15:restartNumberingAfterBreak="0">
+  <w:abstractNum w:abstractNumId="25" w15:restartNumberingAfterBreak="0">
     <w:nsid w:val="44204ECC"/>
     <w:multiLevelType w:val="multilevel"/>
     <w:tmpl w:val="6CCA0274"/>
@@ -5765,7 +6216,7 @@
       </w:rPr>
     </w:lvl>
   </w:abstractNum>
-  <w:abstractNum w:abstractNumId="25" w15:restartNumberingAfterBreak="0">
+  <w:abstractNum w:abstractNumId="26" w15:restartNumberingAfterBreak="0">
     <w:nsid w:val="473D3AD2"/>
     <w:multiLevelType w:val="multilevel"/>
     <w:tmpl w:val="BA4EC0A0"/>
@@ -5914,7 +6365,7 @@
       </w:rPr>
     </w:lvl>
   </w:abstractNum>
-  <w:abstractNum w:abstractNumId="26" w15:restartNumberingAfterBreak="0">
+  <w:abstractNum w:abstractNumId="27" w15:restartNumberingAfterBreak="0">
     <w:nsid w:val="4A241B3C"/>
     <w:multiLevelType w:val="multilevel"/>
     <w:tmpl w:val="F7B09EB8"/>
@@ -6063,7 +6514,7 @@
       </w:rPr>
     </w:lvl>
   </w:abstractNum>
-  <w:abstractNum w:abstractNumId="27" w15:restartNumberingAfterBreak="0">
+  <w:abstractNum w:abstractNumId="28" w15:restartNumberingAfterBreak="0">
     <w:nsid w:val="4CA112D7"/>
     <w:multiLevelType w:val="multilevel"/>
     <w:tmpl w:val="015C73E6"/>
@@ -6212,7 +6663,7 @@
       </w:rPr>
     </w:lvl>
   </w:abstractNum>
-  <w:abstractNum w:abstractNumId="28" w15:restartNumberingAfterBreak="0">
+  <w:abstractNum w:abstractNumId="29" w15:restartNumberingAfterBreak="0">
     <w:nsid w:val="4F122818"/>
     <w:multiLevelType w:val="multilevel"/>
     <w:tmpl w:val="7DB63DBE"/>
@@ -6361,7 +6812,7 @@
       </w:rPr>
     </w:lvl>
   </w:abstractNum>
-  <w:abstractNum w:abstractNumId="29" w15:restartNumberingAfterBreak="0">
+  <w:abstractNum w:abstractNumId="30" w15:restartNumberingAfterBreak="0">
     <w:nsid w:val="52E60B97"/>
     <w:multiLevelType w:val="multilevel"/>
     <w:tmpl w:val="BACE136C"/>
@@ -6510,7 +6961,7 @@
       </w:rPr>
     </w:lvl>
   </w:abstractNum>
-  <w:abstractNum w:abstractNumId="30" w15:restartNumberingAfterBreak="0">
+  <w:abstractNum w:abstractNumId="31" w15:restartNumberingAfterBreak="0">
     <w:nsid w:val="599E3A41"/>
     <w:multiLevelType w:val="multilevel"/>
     <w:tmpl w:val="2064FD5E"/>
@@ -6623,7 +7074,7 @@
       </w:pPr>
     </w:lvl>
   </w:abstractNum>
-  <w:abstractNum w:abstractNumId="31" w15:restartNumberingAfterBreak="0">
+  <w:abstractNum w:abstractNumId="32" w15:restartNumberingAfterBreak="0">
     <w:nsid w:val="5F7A0889"/>
     <w:multiLevelType w:val="multilevel"/>
     <w:tmpl w:val="4F606970"/>
@@ -6736,7 +7187,7 @@
       </w:pPr>
     </w:lvl>
   </w:abstractNum>
-  <w:abstractNum w:abstractNumId="32" w15:restartNumberingAfterBreak="0">
+  <w:abstractNum w:abstractNumId="33" w15:restartNumberingAfterBreak="0">
     <w:nsid w:val="649F79A0"/>
     <w:multiLevelType w:val="multilevel"/>
     <w:tmpl w:val="888622A6"/>
@@ -6885,7 +7336,120 @@
       </w:rPr>
     </w:lvl>
   </w:abstractNum>
-  <w:abstractNum w:abstractNumId="33" w15:restartNumberingAfterBreak="0">
+  <w:abstractNum w:abstractNumId="34" w15:restartNumberingAfterBreak="0">
+    <w:nsid w:val="697D3C5A"/>
+    <w:multiLevelType w:val="hybridMultilevel"/>
+    <w:tmpl w:val="F2FAE594"/>
+    <w:lvl w:ilvl="0" w:tplc="040A0001">
+      <w:start w:val="1"/>
+      <w:numFmt w:val="bullet"/>
+      <w:lvlText w:val=""/>
+      <w:lvlJc w:val="left"/>
+      <w:pPr>
+        <w:ind w:left="720" w:hanging="360"/>
+      </w:pPr>
+      <w:rPr>
+        <w:rFonts w:ascii="Symbol" w:hAnsi="Symbol" w:hint="default"/>
+      </w:rPr>
+    </w:lvl>
+    <w:lvl w:ilvl="1" w:tplc="040A0003" w:tentative="1">
+      <w:start w:val="1"/>
+      <w:numFmt w:val="bullet"/>
+      <w:lvlText w:val="o"/>
+      <w:lvlJc w:val="left"/>
+      <w:pPr>
+        <w:ind w:left="1440" w:hanging="360"/>
+      </w:pPr>
+      <w:rPr>
+        <w:rFonts w:ascii="Courier New" w:hAnsi="Courier New" w:cs="Courier New" w:hint="default"/>
+      </w:rPr>
+    </w:lvl>
+    <w:lvl w:ilvl="2" w:tplc="040A0005" w:tentative="1">
+      <w:start w:val="1"/>
+      <w:numFmt w:val="bullet"/>
+      <w:lvlText w:val=""/>
+      <w:lvlJc w:val="left"/>
+      <w:pPr>
+        <w:ind w:left="2160" w:hanging="360"/>
+      </w:pPr>
+      <w:rPr>
+        <w:rFonts w:ascii="Wingdings" w:hAnsi="Wingdings" w:hint="default"/>
+      </w:rPr>
+    </w:lvl>
+    <w:lvl w:ilvl="3" w:tplc="040A0001" w:tentative="1">
+      <w:start w:val="1"/>
+      <w:numFmt w:val="bullet"/>
+      <w:lvlText w:val=""/>
+      <w:lvlJc w:val="left"/>
+      <w:pPr>
+        <w:ind w:left="2880" w:hanging="360"/>
+      </w:pPr>
+      <w:rPr>
+        <w:rFonts w:ascii="Symbol" w:hAnsi="Symbol" w:hint="default"/>
+      </w:rPr>
+    </w:lvl>
+    <w:lvl w:ilvl="4" w:tplc="040A0003" w:tentative="1">
+      <w:start w:val="1"/>
+      <w:numFmt w:val="bullet"/>
+      <w:lvlText w:val="o"/>
+      <w:lvlJc w:val="left"/>
+      <w:pPr>
+        <w:ind w:left="3600" w:hanging="360"/>
+      </w:pPr>
+      <w:rPr>
+        <w:rFonts w:ascii="Courier New" w:hAnsi="Courier New" w:cs="Courier New" w:hint="default"/>
+      </w:rPr>
+    </w:lvl>
+    <w:lvl w:ilvl="5" w:tplc="040A0005" w:tentative="1">
+      <w:start w:val="1"/>
+      <w:numFmt w:val="bullet"/>
+      <w:lvlText w:val=""/>
+      <w:lvlJc w:val="left"/>
+      <w:pPr>
+        <w:ind w:left="4320" w:hanging="360"/>
+      </w:pPr>
+      <w:rPr>
+        <w:rFonts w:ascii="Wingdings" w:hAnsi="Wingdings" w:hint="default"/>
+      </w:rPr>
+    </w:lvl>
+    <w:lvl w:ilvl="6" w:tplc="040A0001" w:tentative="1">
+      <w:start w:val="1"/>
+      <w:numFmt w:val="bullet"/>
+      <w:lvlText w:val=""/>
+      <w:lvlJc w:val="left"/>
+      <w:pPr>
+        <w:ind w:left="5040" w:hanging="360"/>
+      </w:pPr>
+      <w:rPr>
+        <w:rFonts w:ascii="Symbol" w:hAnsi="Symbol" w:hint="default"/>
+      </w:rPr>
+    </w:lvl>
+    <w:lvl w:ilvl="7" w:tplc="040A0003" w:tentative="1">
+      <w:start w:val="1"/>
+      <w:numFmt w:val="bullet"/>
+      <w:lvlText w:val="o"/>
+      <w:lvlJc w:val="left"/>
+      <w:pPr>
+        <w:ind w:left="5760" w:hanging="360"/>
+      </w:pPr>
+      <w:rPr>
+        <w:rFonts w:ascii="Courier New" w:hAnsi="Courier New" w:cs="Courier New" w:hint="default"/>
+      </w:rPr>
+    </w:lvl>
+    <w:lvl w:ilvl="8" w:tplc="040A0005" w:tentative="1">
+      <w:start w:val="1"/>
+      <w:numFmt w:val="bullet"/>
+      <w:lvlText w:val=""/>
+      <w:lvlJc w:val="left"/>
+      <w:pPr>
+        <w:ind w:left="6480" w:hanging="360"/>
+      </w:pPr>
+      <w:rPr>
+        <w:rFonts w:ascii="Wingdings" w:hAnsi="Wingdings" w:hint="default"/>
+      </w:rPr>
+    </w:lvl>
+  </w:abstractNum>
+  <w:abstractNum w:abstractNumId="35" w15:restartNumberingAfterBreak="0">
     <w:nsid w:val="737233DF"/>
     <w:multiLevelType w:val="hybridMultilevel"/>
     <w:tmpl w:val="48A093B8"/>
@@ -6998,7 +7562,7 @@
       </w:rPr>
     </w:lvl>
   </w:abstractNum>
-  <w:abstractNum w:abstractNumId="34" w15:restartNumberingAfterBreak="0">
+  <w:abstractNum w:abstractNumId="36" w15:restartNumberingAfterBreak="0">
     <w:nsid w:val="74E95F42"/>
     <w:multiLevelType w:val="multilevel"/>
     <w:tmpl w:val="7DB63DBE"/>
@@ -7147,7 +7711,7 @@
       </w:rPr>
     </w:lvl>
   </w:abstractNum>
-  <w:abstractNum w:abstractNumId="35" w15:restartNumberingAfterBreak="0">
+  <w:abstractNum w:abstractNumId="37" w15:restartNumberingAfterBreak="0">
     <w:nsid w:val="790F1158"/>
     <w:multiLevelType w:val="multilevel"/>
     <w:tmpl w:val="10445E04"/>
@@ -7260,7 +7824,7 @@
       </w:pPr>
     </w:lvl>
   </w:abstractNum>
-  <w:abstractNum w:abstractNumId="36" w15:restartNumberingAfterBreak="0">
+  <w:abstractNum w:abstractNumId="38" w15:restartNumberingAfterBreak="0">
     <w:nsid w:val="79673E5F"/>
     <w:multiLevelType w:val="multilevel"/>
     <w:tmpl w:val="FDEE358E"/>
@@ -7377,7 +7941,7 @@
       </w:pPr>
     </w:lvl>
   </w:abstractNum>
-  <w:abstractNum w:abstractNumId="37" w15:restartNumberingAfterBreak="0">
+  <w:abstractNum w:abstractNumId="39" w15:restartNumberingAfterBreak="0">
     <w:nsid w:val="7ABC615C"/>
     <w:multiLevelType w:val="multilevel"/>
     <w:tmpl w:val="AE44E79E"/>
@@ -7523,7 +8087,7 @@
       </w:rPr>
     </w:lvl>
   </w:abstractNum>
-  <w:abstractNum w:abstractNumId="38" w15:restartNumberingAfterBreak="0">
+  <w:abstractNum w:abstractNumId="40" w15:restartNumberingAfterBreak="0">
     <w:nsid w:val="7AD165B5"/>
     <w:multiLevelType w:val="multilevel"/>
     <w:tmpl w:val="1BBEBE52"/>
@@ -7672,7 +8236,7 @@
       </w:rPr>
     </w:lvl>
   </w:abstractNum>
-  <w:abstractNum w:abstractNumId="39" w15:restartNumberingAfterBreak="0">
+  <w:abstractNum w:abstractNumId="41" w15:restartNumberingAfterBreak="0">
     <w:nsid w:val="7C436191"/>
     <w:multiLevelType w:val="multilevel"/>
     <w:tmpl w:val="97F871C6"/>
@@ -7821,7 +8385,7 @@
       </w:rPr>
     </w:lvl>
   </w:abstractNum>
-  <w:abstractNum w:abstractNumId="40" w15:restartNumberingAfterBreak="0">
+  <w:abstractNum w:abstractNumId="42" w15:restartNumberingAfterBreak="0">
     <w:nsid w:val="7E8920D6"/>
     <w:multiLevelType w:val="multilevel"/>
     <w:tmpl w:val="ED4AC29A"/>
@@ -7966,7 +8530,7 @@
       </w:rPr>
     </w:lvl>
   </w:abstractNum>
-  <w:abstractNum w:abstractNumId="41" w15:restartNumberingAfterBreak="0">
+  <w:abstractNum w:abstractNumId="43" w15:restartNumberingAfterBreak="0">
     <w:nsid w:val="7EA26F2B"/>
     <w:multiLevelType w:val="multilevel"/>
     <w:tmpl w:val="2E2A58D4"/>
@@ -8080,130 +8644,136 @@
     </w:lvl>
   </w:abstractNum>
   <w:num w:numId="1">
-    <w:abstractNumId w:val="7"/>
+    <w:abstractNumId w:val="8"/>
   </w:num>
   <w:num w:numId="2">
+    <w:abstractNumId w:val="42"/>
+  </w:num>
+  <w:num w:numId="3">
+    <w:abstractNumId w:val="37"/>
+  </w:num>
+  <w:num w:numId="4">
+    <w:abstractNumId w:val="22"/>
+  </w:num>
+  <w:num w:numId="5">
+    <w:abstractNumId w:val="19"/>
+  </w:num>
+  <w:num w:numId="6">
+    <w:abstractNumId w:val="16"/>
+  </w:num>
+  <w:num w:numId="7">
+    <w:abstractNumId w:val="43"/>
+  </w:num>
+  <w:num w:numId="8">
+    <w:abstractNumId w:val="27"/>
+  </w:num>
+  <w:num w:numId="9">
+    <w:abstractNumId w:val="26"/>
+  </w:num>
+  <w:num w:numId="10">
+    <w:abstractNumId w:val="13"/>
+  </w:num>
+  <w:num w:numId="11">
     <w:abstractNumId w:val="40"/>
   </w:num>
-  <w:num w:numId="3">
-    <w:abstractNumId w:val="35"/>
-  </w:num>
-  <w:num w:numId="4">
-    <w:abstractNumId w:val="21"/>
-  </w:num>
-  <w:num w:numId="5">
-    <w:abstractNumId w:val="18"/>
-  </w:num>
-  <w:num w:numId="6">
-    <w:abstractNumId w:val="15"/>
-  </w:num>
-  <w:num w:numId="7">
-    <w:abstractNumId w:val="41"/>
-  </w:num>
-  <w:num w:numId="8">
-    <w:abstractNumId w:val="26"/>
-  </w:num>
-  <w:num w:numId="9">
-    <w:abstractNumId w:val="25"/>
-  </w:num>
-  <w:num w:numId="10">
-    <w:abstractNumId w:val="12"/>
-  </w:num>
-  <w:num w:numId="11">
+  <w:num w:numId="12">
     <w:abstractNumId w:val="38"/>
   </w:num>
-  <w:num w:numId="12">
-    <w:abstractNumId w:val="36"/>
-  </w:num>
   <w:num w:numId="13">
-    <w:abstractNumId w:val="32"/>
+    <w:abstractNumId w:val="33"/>
   </w:num>
   <w:num w:numId="14">
-    <w:abstractNumId w:val="23"/>
+    <w:abstractNumId w:val="24"/>
   </w:num>
   <w:num w:numId="15">
     <w:abstractNumId w:val="0"/>
   </w:num>
   <w:num w:numId="16">
-    <w:abstractNumId w:val="27"/>
+    <w:abstractNumId w:val="28"/>
   </w:num>
   <w:num w:numId="17">
-    <w:abstractNumId w:val="29"/>
+    <w:abstractNumId w:val="30"/>
   </w:num>
   <w:num w:numId="18">
-    <w:abstractNumId w:val="20"/>
+    <w:abstractNumId w:val="21"/>
   </w:num>
   <w:num w:numId="19">
-    <w:abstractNumId w:val="16"/>
+    <w:abstractNumId w:val="17"/>
   </w:num>
   <w:num w:numId="20">
     <w:abstractNumId w:val="1"/>
   </w:num>
   <w:num w:numId="21">
-    <w:abstractNumId w:val="9"/>
+    <w:abstractNumId w:val="10"/>
   </w:num>
   <w:num w:numId="22">
-    <w:abstractNumId w:val="10"/>
+    <w:abstractNumId w:val="11"/>
   </w:num>
   <w:num w:numId="23">
-    <w:abstractNumId w:val="24"/>
+    <w:abstractNumId w:val="25"/>
   </w:num>
   <w:num w:numId="24">
-    <w:abstractNumId w:val="34"/>
+    <w:abstractNumId w:val="36"/>
   </w:num>
   <w:num w:numId="25">
-    <w:abstractNumId w:val="39"/>
+    <w:abstractNumId w:val="41"/>
   </w:num>
   <w:num w:numId="26">
-    <w:abstractNumId w:val="33"/>
+    <w:abstractNumId w:val="35"/>
   </w:num>
   <w:num w:numId="27">
-    <w:abstractNumId w:val="37"/>
+    <w:abstractNumId w:val="39"/>
   </w:num>
   <w:num w:numId="28">
     <w:abstractNumId w:val="5"/>
   </w:num>
   <w:num w:numId="29">
-    <w:abstractNumId w:val="28"/>
+    <w:abstractNumId w:val="29"/>
   </w:num>
   <w:num w:numId="30">
-    <w:abstractNumId w:val="31"/>
+    <w:abstractNumId w:val="32"/>
   </w:num>
   <w:num w:numId="31">
-    <w:abstractNumId w:val="14"/>
+    <w:abstractNumId w:val="15"/>
   </w:num>
   <w:num w:numId="32">
-    <w:abstractNumId w:val="22"/>
+    <w:abstractNumId w:val="23"/>
   </w:num>
   <w:num w:numId="33">
-    <w:abstractNumId w:val="6"/>
+    <w:abstractNumId w:val="7"/>
   </w:num>
   <w:num w:numId="34">
     <w:abstractNumId w:val="4"/>
   </w:num>
   <w:num w:numId="35">
-    <w:abstractNumId w:val="30"/>
+    <w:abstractNumId w:val="31"/>
   </w:num>
   <w:num w:numId="36">
-    <w:abstractNumId w:val="19"/>
+    <w:abstractNumId w:val="20"/>
   </w:num>
   <w:num w:numId="37">
     <w:abstractNumId w:val="3"/>
   </w:num>
   <w:num w:numId="38">
-    <w:abstractNumId w:val="17"/>
+    <w:abstractNumId w:val="18"/>
   </w:num>
   <w:num w:numId="39">
-    <w:abstractNumId w:val="8"/>
+    <w:abstractNumId w:val="9"/>
   </w:num>
   <w:num w:numId="40">
     <w:abstractNumId w:val="2"/>
   </w:num>
   <w:num w:numId="41">
-    <w:abstractNumId w:val="13"/>
+    <w:abstractNumId w:val="14"/>
   </w:num>
   <w:num w:numId="42">
-    <w:abstractNumId w:val="11"/>
+    <w:abstractNumId w:val="12"/>
+  </w:num>
+  <w:num w:numId="43">
+    <w:abstractNumId w:val="34"/>
+  </w:num>
+  <w:num w:numId="44">
+    <w:abstractNumId w:val="6"/>
   </w:num>
 </w:numbering>
 </file>
@@ -8599,7 +9169,7 @@
   <w:style w:type="paragraph" w:default="1" w:styleId="Normal">
     <w:name w:val="Normal"/>
     <w:qFormat/>
-    <w:rsid w:val="004F3BF0"/>
+    <w:rsid w:val="0057608C"/>
     <w:rPr>
       <w:rFonts w:ascii="Times New Roman" w:eastAsia="Times New Roman" w:hAnsi="Times New Roman" w:cs="Times New Roman"/>
       <w:lang w:val="es-ES" w:eastAsia="es-ES_tradnl"/>
